--- a/docs/PRODUCT_ONLY_TRANSACTION_FIRST_NOTES-20260802.docx
+++ b/docs/PRODUCT_ONLY_TRANSACTION_FIRST_NOTES-20260802.docx
@@ -4,133 +4,153 @@
   <w:body>
     <w:p>
       <w:pPr>
-        <w:spacing w:after="120"/>
-        <w:jc w:val="left"/>
+        <w:pStyle w:val="Title"/>
       </w:pPr>
       <w:r>
-        <w:rPr>
-          <w:b/>
-          <w:sz w:val="32"/>
-          <w:color w:val="2E74B5"/>
-        </w:rPr>
-        <w:t>Product-only / Transaction-first Notes</w:t>
+        <w:t>MBN React - Marketplace Hardening Notes</w:t>
+      </w:r>
+    </w:p>
+    <w:p>
+      <w:r>
+        <w:t>Updated: 2026-08-02</w:t>
+      </w:r>
+    </w:p>
+    <w:p>
+      <w:r>
+        <w:t>This note consolidates the product-only transaction-first hardening pass after syncing selected AXIRO parent base logic.</w:t>
       </w:r>
     </w:p>
     <w:p>
       <w:pPr>
-        <w:spacing w:after="180"/>
+        <w:pStyle w:val="Heading1"/>
       </w:pPr>
       <w:r>
-        <w:rPr>
-          <w:sz w:val="22"/>
-          <w:color w:val="555555"/>
-        </w:rPr>
-        <w:t>2026-08-02 | Customer app canonical merge note</w:t>
+        <w:t>Scope</w:t>
       </w:r>
     </w:p>
     <w:p>
       <w:pPr>
-        <w:spacing w:before="200" w:after="80"/>
+        <w:ind w:left="360" w:hanging="180"/>
       </w:pPr>
       <w:r>
-        <w:rPr>
-          <w:b/>
-          <w:sz w:val="26"/>
-          <w:color w:val="2E74B5"/>
-        </w:rPr>
-        <w:t>Decision</w:t>
+        <w:t>- Customer app follows product-only marketplace contract.</w:t>
       </w:r>
     </w:p>
     <w:p>
       <w:pPr>
-        <w:spacing w:after="120"/>
-        <w:line w:val="300" w:lineRule="auto"/>
+        <w:ind w:left="360" w:hanging="180"/>
       </w:pPr>
       <w:r>
-        <w:rPr>
-          <w:sz w:val="22"/>
-        </w:rPr>
-        <w:t>The public MBN app uses Products directly. Listing pages and listing form pages are replaced by My Products and Product Form. Offer modes are normalized at the detail page boundary: sell/sale -&gt; sale and rent/rental -&gt; rental.</w:t>
+        <w:t>- No separate contract module is needed for current MBN scope.</w:t>
       </w:r>
     </w:p>
     <w:p>
       <w:pPr>
-        <w:spacing w:before="200" w:after="80"/>
+        <w:ind w:left="360" w:hanging="180"/>
       </w:pPr>
       <w:r>
-        <w:rPr>
-          <w:b/>
-          <w:sz w:val="26"/>
-          <w:color w:val="2E74B5"/>
-        </w:rPr>
-        <w:t>Customer Surface</w:t>
+        <w:t>- Checkout payload includes availability_version and idempotency_key.</w:t>
       </w:r>
     </w:p>
     <w:p>
       <w:pPr>
-        <w:spacing w:after="120"/>
-        <w:line w:val="300" w:lineRule="auto"/>
+        <w:pStyle w:val="Heading1"/>
       </w:pPr>
       <w:r>
-        <w:rPr>
-          <w:sz w:val="22"/>
-        </w:rPr>
-        <w:t>Catalog and detail pages read products. Sellers manage products, offer modes and rental rates. Buyers/renters create transactions from products. Customer documents are shown as transaction documents. Support, wallet, payout, trust and account flows stay transaction/product oriented.</w:t>
+        <w:t>Customer Updates</w:t>
       </w:r>
     </w:p>
     <w:p>
       <w:pPr>
-        <w:spacing w:before="200" w:after="80"/>
+        <w:ind w:left="360" w:hanging="180"/>
       </w:pPr>
       <w:r>
-        <w:rPr>
-          <w:b/>
-          <w:sz w:val="26"/>
-          <w:color w:val="2E74B5"/>
-        </w:rPr>
-        <w:t>Removed / Deprecated</w:t>
+        <w:t>- Product detail passes availability_version to backend for optimistic locking.</w:t>
       </w:r>
     </w:p>
     <w:p>
       <w:pPr>
-        <w:spacing w:after="120"/>
-        <w:line w:val="300" w:lineRule="auto"/>
+        <w:ind w:left="360" w:hanging="180"/>
       </w:pPr>
       <w:r>
-        <w:rPr>
-          <w:sz w:val="22"/>
-        </w:rPr>
-        <w:t>ListingFormPage, MyListingsPage, customer/listings and marketplace/listings client references, listing_type validation labels and legacy seller-listing CSS source file.</w:t>
+        <w:t>- Checkout repository generates idempotency_key with randomUUID fallback.</w:t>
       </w:r>
     </w:p>
     <w:p>
       <w:pPr>
-        <w:spacing w:before="200" w:after="80"/>
+        <w:ind w:left="360" w:hanging="180"/>
       </w:pPr>
       <w:r>
-        <w:rPr>
-          <w:b/>
-          <w:sz w:val="26"/>
-          <w:color w:val="2E74B5"/>
-        </w:rPr>
-        <w:t>Merge Notes</w:t>
+        <w:t>- Mock mode still blocks real transaction creation.</w:t>
       </w:r>
     </w:p>
     <w:p>
       <w:pPr>
-        <w:spacing w:after="120"/>
-        <w:line w:val="300" w:lineRule="auto"/>
+        <w:ind w:left="360" w:hanging="180"/>
       </w:pPr>
       <w:r>
-        <w:rPr>
-          <w:sz w:val="22"/>
-        </w:rPr>
-        <w:t>Do not reintroduce listing routes or listing repositories. Keep user-facing text on san pham, tai khoan and giao dich unless the text is editorial/legal guidance. Product-only checks should validate behavior, not freeze a single implementation string.</w:t>
+        <w:t>- Checkout invalidates purchases, wallet transactions and product list/detail caches.</w:t>
+      </w:r>
+    </w:p>
+    <w:p>
+      <w:pPr>
+        <w:pStyle w:val="Heading1"/>
+      </w:pPr>
+      <w:r>
+        <w:t>Coordination Work</w:t>
+      </w:r>
+    </w:p>
+    <w:p>
+      <w:pPr>
+        <w:ind w:left="360" w:hanging="180"/>
+      </w:pPr>
+      <w:r>
+        <w:t>- Friendly stale version message and reload path on checkout conflict.</w:t>
+      </w:r>
+    </w:p>
+    <w:p>
+      <w:pPr>
+        <w:ind w:left="360" w:hanging="180"/>
+      </w:pPr>
+      <w:r>
+        <w:t>- Consistent enum labels for transaction type, payment method, availability and payment status.</w:t>
+      </w:r>
+    </w:p>
+    <w:p>
+      <w:pPr>
+        <w:ind w:left="360" w:hanging="180"/>
+      </w:pPr>
+      <w:r>
+        <w:t>- Avoid copy that says contract when the domain action is transaction.</w:t>
+      </w:r>
+    </w:p>
+    <w:p>
+      <w:pPr>
+        <w:ind w:left="360" w:hanging="180"/>
+      </w:pPr>
+      <w:r>
+        <w:t>- Expose transaction detail path when idempotency returns an existing transaction.</w:t>
+      </w:r>
+    </w:p>
+    <w:p>
+      <w:pPr>
+        <w:pStyle w:val="Heading1"/>
+      </w:pPr>
+      <w:r>
+        <w:t>Validation</w:t>
+      </w:r>
+    </w:p>
+    <w:p>
+      <w:pPr>
+        <w:ind w:left="360" w:hanging="180"/>
+      </w:pPr>
+      <w:r>
+        <w:t>- npm run lint/build/check scripts passed.</w:t>
       </w:r>
     </w:p>
     <w:sectPr>
-      <w:pgSz w:w="12240" w:h="15840"/>
-      <w:pgMar w:top="1440" w:right="1440" w:bottom="1440" w:left="1440" w:header="708" w:footer="708" w:gutter="0"/>
+      <w:pgSz w:w="11906" w:h="16838"/>
+      <w:pgMar w:top="1440" w:right="1440" w:bottom="1440" w:left="1440"/>
     </w:sectPr>
   </w:body>
 </w:document>
@@ -141,8 +161,22 @@
   <w:style w:type="paragraph" w:default="1" w:styleId="Normal">
     <w:name w:val="Normal"/>
     <w:rPr>
-      <w:rFonts w:ascii="Calibri" w:hAnsi="Calibri"/>
+      <w:rFonts w:ascii="Arial" w:hAnsi="Arial"/>
       <w:sz w:val="22"/>
+    </w:rPr>
+  </w:style>
+  <w:style w:type="paragraph" w:styleId="Title">
+    <w:name w:val="Title"/>
+    <w:rPr>
+      <w:b/>
+      <w:sz w:val="32"/>
+    </w:rPr>
+  </w:style>
+  <w:style w:type="paragraph" w:styleId="Heading1">
+    <w:name w:val="heading 1"/>
+    <w:rPr>
+      <w:b/>
+      <w:sz w:val="26"/>
     </w:rPr>
   </w:style>
 </w:styles>

--- a/docs/PRODUCT_ONLY_TRANSACTION_FIRST_NOTES-20260802.docx
+++ b/docs/PRODUCT_ONLY_TRANSACTION_FIRST_NOTES-20260802.docx
@@ -7,7 +7,7 @@
         <w:pStyle w:val="Title"/>
       </w:pPr>
       <w:r>
-        <w:t>MBN React - Marketplace Hardening Notes</w:t>
+        <w:t>MBN React - Customer Scope Closure Notes</w:t>
       </w:r>
     </w:p>
     <w:p>
@@ -17,7 +17,7 @@
     </w:p>
     <w:p>
       <w:r>
-        <w:t>This note consolidates the product-only transaction-first hardening pass after syncing selected AXIRO parent base logic.</w:t>
+        <w:t>Consolidated closure note for the one-admin-many-customers marketplace scope.</w:t>
       </w:r>
     </w:p>
     <w:p>
@@ -25,7 +25,7 @@
         <w:pStyle w:val="Heading1"/>
       </w:pPr>
       <w:r>
-        <w:t>Scope</w:t>
+        <w:t>Scope Decision</w:t>
       </w:r>
     </w:p>
     <w:p>
@@ -33,7 +33,7 @@
         <w:ind w:left="360" w:hanging="180"/>
       </w:pPr>
       <w:r>
-        <w:t>- Customer app follows product-only marketplace contract.</w:t>
+        <w:t>- Customer app remains transaction-first and does not receive admin operations complexity.</w:t>
       </w:r>
     </w:p>
     <w:p>
@@ -41,7 +41,7 @@
         <w:ind w:left="360" w:hanging="180"/>
       </w:pPr>
       <w:r>
-        <w:t>- No separate contract module is needed for current MBN scope.</w:t>
+        <w:t>- Contract CRUD is not a customer integration surface.</w:t>
       </w:r>
     </w:p>
     <w:p>
@@ -49,7 +49,15 @@
         <w:ind w:left="360" w:hanging="180"/>
       </w:pPr>
       <w:r>
-        <w:t>- Checkout payload includes availability_version and idempotency_key.</w:t>
+        <w:t>- Transaction documents, when shown, are evidence attached to a transaction.</w:t>
+      </w:r>
+    </w:p>
+    <w:p>
+      <w:pPr>
+        <w:ind w:left="360" w:hanging="180"/>
+      </w:pPr>
+      <w:r>
+        <w:t>- No fraud engine, SLA engine or multi-role policy model is added to the storefront.</w:t>
       </w:r>
     </w:p>
     <w:p>
@@ -57,7 +65,7 @@
         <w:pStyle w:val="Heading1"/>
       </w:pPr>
       <w:r>
-        <w:t>Customer Updates</w:t>
+        <w:t>Implemented Cleanup</w:t>
       </w:r>
     </w:p>
     <w:p>
@@ -65,7 +73,7 @@
         <w:ind w:left="360" w:hanging="180"/>
       </w:pPr>
       <w:r>
-        <w:t>- Product detail passes availability_version to backend for optimistic locking.</w:t>
+        <w:t>- Marketplace contract snapshot is aligned with API/Admin after removing contract CRUD endpoints.</w:t>
       </w:r>
     </w:p>
     <w:p>
@@ -73,7 +81,7 @@
         <w:ind w:left="360" w:hanging="180"/>
       </w:pPr>
       <w:r>
-        <w:t>- Checkout repository generates idempotency_key with randomUUID fallback.</w:t>
+        <w:t>- Customer checkout still sends availability_version and idempotency_key.</w:t>
       </w:r>
     </w:p>
     <w:p>
@@ -81,7 +89,15 @@
         <w:ind w:left="360" w:hanging="180"/>
       </w:pPr>
       <w:r>
-        <w:t>- Mock mode still blocks real transaction creation.</w:t>
+        <w:t>- Documentation now records that admin operations are lightweight and transaction-scoped.</w:t>
+      </w:r>
+    </w:p>
+    <w:p>
+      <w:pPr>
+        <w:pStyle w:val="Heading1"/>
+      </w:pPr>
+      <w:r>
+        <w:t>Remaining Work</w:t>
       </w:r>
     </w:p>
     <w:p>
@@ -89,15 +105,7 @@
         <w:ind w:left="360" w:hanging="180"/>
       </w:pPr>
       <w:r>
-        <w:t>- Checkout invalidates purchases, wallet transactions and product list/detail caches.</w:t>
-      </w:r>
-    </w:p>
-    <w:p>
-      <w:pPr>
-        <w:pStyle w:val="Heading1"/>
-      </w:pPr>
-      <w:r>
-        <w:t>Coordination Work</w:t>
+        <w:t>- Improve stale availability checkout message and reload path.</w:t>
       </w:r>
     </w:p>
     <w:p>
@@ -105,7 +113,7 @@
         <w:ind w:left="360" w:hanging="180"/>
       </w:pPr>
       <w:r>
-        <w:t>- Friendly stale version message and reload path on checkout conflict.</w:t>
+        <w:t>- When idempotency returns an existing transaction, route customer to the transaction detail.</w:t>
       </w:r>
     </w:p>
     <w:p>
@@ -113,23 +121,7 @@
         <w:ind w:left="360" w:hanging="180"/>
       </w:pPr>
       <w:r>
-        <w:t>- Consistent enum labels for transaction type, payment method, availability and payment status.</w:t>
-      </w:r>
-    </w:p>
-    <w:p>
-      <w:pPr>
-        <w:ind w:left="360" w:hanging="180"/>
-      </w:pPr>
-      <w:r>
-        <w:t>- Avoid copy that says contract when the domain action is transaction.</w:t>
-      </w:r>
-    </w:p>
-    <w:p>
-      <w:pPr>
-        <w:ind w:left="360" w:hanging="180"/>
-      </w:pPr>
-      <w:r>
-        <w:t>- Expose transaction detail path when idempotency returns an existing transaction.</w:t>
+        <w:t>- Replace unnecessary contract wording with transaction document wording in customer-facing copy.</w:t>
       </w:r>
     </w:p>
     <w:p>
@@ -145,7 +137,7 @@
         <w:ind w:left="360" w:hanging="180"/>
       </w:pPr>
       <w:r>
-        <w:t>- npm run lint/build/check scripts passed.</w:t>
+        <w:t>- npm run lint/build and marketplace/api contract checks passed.</w:t>
       </w:r>
     </w:p>
     <w:sectPr>

--- a/docs/PRODUCT_ONLY_TRANSACTION_FIRST_NOTES-20260802.docx
+++ b/docs/PRODUCT_ONLY_TRANSACTION_FIRST_NOTES-20260802.docx
@@ -7,7 +7,7 @@
         <w:pStyle w:val="Title"/>
       </w:pPr>
       <w:r>
-        <w:t xml:space="preserve">MBN React - Transaction Document Scope Notes</w:t>
+        <w:t xml:space="preserve">MBN React - Marketplace Options and Document Label Notes</w:t>
       </w:r>
     </w:p>
     <w:p>
@@ -36,34 +36,34 @@
         <w:ind w:left="720" w:hanging="360"/>
       </w:pPr>
       <w:r>
-        <w:t xml:space="preserve">- Target model: one admin operator serving many customers.</w:t>
-      </w:r>
-    </w:p>
-    <w:p>
-      <w:pPr>
-        <w:pStyle w:val="ListParagraph"/>
-        <w:ind w:left="720" w:hanging="360"/>
-      </w:pPr>
-      <w:r>
-        <w:t xml:space="preserve">- Transaction remains the lifecycle owner for checkout, payment, handover, dispute, refund and evidence.</w:t>
-      </w:r>
-    </w:p>
-    <w:p>
-      <w:pPr>
-        <w:pStyle w:val="ListParagraph"/>
-        <w:ind w:left="720" w:hanging="360"/>
-      </w:pPr>
-      <w:r>
-        <w:t xml:space="preserve">- Documents are transaction records/evidence, not a standalone Contract business module.</w:t>
-      </w:r>
-    </w:p>
-    <w:p>
-      <w:pPr>
-        <w:pStyle w:val="ListParagraph"/>
-        <w:ind w:left="720" w:hanging="360"/>
-      </w:pPr>
-      <w:r>
-        <w:t xml:space="preserve">- Excluded: RBAC, company/project/team scope, fraud engine, SLA engine, approval center, accounting sync and BI runtime.</w:t>
+        <w:t xml:space="preserve">- Mini remains a one-admin-many-customers marketplace base.</w:t>
+      </w:r>
+    </w:p>
+    <w:p>
+      <w:pPr>
+        <w:pStyle w:val="ListParagraph"/>
+        <w:ind w:left="720" w:hanging="360"/>
+      </w:pPr>
+      <w:r>
+        <w:t xml:space="preserve">- Transaction remains the lifecycle owner; documents are transaction evidence, not a standalone Contract module.</w:t>
+      </w:r>
+    </w:p>
+    <w:p>
+      <w:pPr>
+        <w:pStyle w:val="ListParagraph"/>
+        <w:ind w:left="720" w:hanging="360"/>
+      </w:pPr>
+      <w:r>
+        <w:t xml:space="preserve">- Marketplace options provide canonical labels for document types and dispute outcomes to Admin and Customer apps.</w:t>
+      </w:r>
+    </w:p>
+    <w:p>
+      <w:pPr>
+        <w:pStyle w:val="ListParagraph"/>
+        <w:ind w:left="720" w:hanging="360"/>
+      </w:pPr>
+      <w:r>
+        <w:t xml:space="preserve">- Dispute resolution must end with an explicit outcome: complete, cancel_refund, cancel_no_refund or reopen.</w:t>
       </w:r>
     </w:p>
     <w:p>
@@ -80,43 +80,43 @@
         <w:ind w:left="720" w:hanging="360"/>
       </w:pPr>
       <w:r>
-        <w:t xml:space="preserve">- Use FormRequest as the mutation boundary, following GenerateDocumentRequest and DocumentTemplateRequest in the parent API.</w:t>
-      </w:r>
-    </w:p>
-    <w:p>
-      <w:pPr>
-        <w:pStyle w:val="ListParagraph"/>
-        <w:ind w:left="720" w:hanging="360"/>
-      </w:pPr>
-      <w:r>
-        <w:t xml:space="preserve">- Keep document type/status as finite values with a clear owner; Mini uses DocumentType for canonical keys and legacy aliases.</w:t>
-      </w:r>
-    </w:p>
-    <w:p>
-      <w:pPr>
-        <w:pStyle w:val="ListParagraph"/>
-        <w:ind w:left="720" w:hanging="360"/>
-      </w:pPr>
-      <w:r>
-        <w:t xml:space="preserve">- Keep transaction status as lifecycle action output, not a raw admin-editable field.</w:t>
-      </w:r>
-    </w:p>
-    <w:p>
-      <w:pPr>
-        <w:pStyle w:val="ListParagraph"/>
-        <w:ind w:left="720" w:hanging="360"/>
-      </w:pPr>
-      <w:r>
-        <w:t xml:space="preserve">- Use explicit option/label patterns for document operations; avoid raw ID/key entry in admin workflows.</w:t>
-      </w:r>
-    </w:p>
-    <w:p>
-      <w:pPr>
-        <w:pStyle w:val="ListParagraph"/>
-        <w:ind w:left="720" w:hanging="360"/>
-      </w:pPr>
-      <w:r>
-        <w:t xml:space="preserve">- Do not port parent document compliance, approval center or system operations because they exceed the Mini scope.</w:t>
+        <w:t xml:space="preserve">- Follow backend-owned enum/options patterns from DocumentTemplateType and GeneratedDocumentStatus.</w:t>
+      </w:r>
+    </w:p>
+    <w:p>
+      <w:pPr>
+        <w:pStyle w:val="ListParagraph"/>
+        <w:ind w:left="720" w:hanging="360"/>
+      </w:pPr>
+      <w:r>
+        <w:t xml:space="preserve">- Keep mutation validation in FormRequest, matching GenerateDocumentRequest and DocumentTemplateRequest.</w:t>
+      </w:r>
+    </w:p>
+    <w:p>
+      <w:pPr>
+        <w:pStyle w:val="ListParagraph"/>
+        <w:ind w:left="720" w:hanging="360"/>
+      </w:pPr>
+      <w:r>
+        <w:t xml:space="preserve">- Keep transaction status as lifecycle action output, not a raw editable field.</w:t>
+      </w:r>
+    </w:p>
+    <w:p>
+      <w:pPr>
+        <w:pStyle w:val="ListParagraph"/>
+        <w:ind w:left="720" w:hanging="360"/>
+      </w:pPr>
+      <w:r>
+        <w:t xml:space="preserve">- Use explicit option labels in forms; avoid raw key or ID entry for document/dispute workflows.</w:t>
+      </w:r>
+    </w:p>
+    <w:p>
+      <w:pPr>
+        <w:pStyle w:val="ListParagraph"/>
+        <w:ind w:left="720" w:hanging="360"/>
+      </w:pPr>
+      <w:r>
+        <w:t xml:space="preserve">- Do not port approval center, document compliance, accounting sync, system operations or import/export recovery into Mini.</w:t>
       </w:r>
     </w:p>
     <w:p>
@@ -133,43 +133,78 @@
         <w:ind w:left="720" w:hanging="360"/>
       </w:pPr>
       <w:r>
-        <w:t xml:space="preserve">- Canonical document keys are sale_record and rental_record; legacy sale_contract/rental_contract remain readable through aliases.</w:t>
-      </w:r>
-    </w:p>
-    <w:p>
-      <w:pPr>
-        <w:pStyle w:val="ListParagraph"/>
-        <w:ind w:left="720" w:hanging="360"/>
-      </w:pPr>
-      <w:r>
-        <w:t xml:space="preserve">- Dispute resolution now requires explicit outcome: complete, cancel_refund, cancel_no_refund or reopen.</w:t>
-      </w:r>
-    </w:p>
-    <w:p>
-      <w:pPr>
-        <w:pStyle w:val="ListParagraph"/>
-        <w:ind w:left="720" w:hanging="360"/>
-      </w:pPr>
-      <w:r>
-        <w:t xml:space="preserve">- Admin dispute modal asks for a resolution statement and a clear accepted outcome.</w:t>
-      </w:r>
-    </w:p>
-    <w:p>
-      <w:pPr>
-        <w:pStyle w:val="ListParagraph"/>
-        <w:ind w:left="720" w:hanging="360"/>
-      </w:pPr>
-      <w:r>
-        <w:t xml:space="preserve">- Customer/Admin labels use hồ sơ mua bán and hồ sơ thuê instead of contract wording.</w:t>
-      </w:r>
-    </w:p>
-    <w:p>
-      <w:pPr>
-        <w:pStyle w:val="ListParagraph"/>
-        <w:ind w:left="720" w:hanging="360"/>
-      </w:pPr>
-      <w:r>
-        <w:t xml:space="preserve">- Feature tests cover admin transaction detail actions, cancel refund and dispute terminal outcome.</w:t>
+        <w:t xml:space="preserve">- Added DisputeOutcome enum and backend marketplace options endpoint.</w:t>
+      </w:r>
+    </w:p>
+    <w:p>
+      <w:pPr>
+        <w:pStyle w:val="ListParagraph"/>
+        <w:ind w:left="720" w:hanging="360"/>
+      </w:pPr>
+      <w:r>
+        <w:t xml:space="preserve">- DocumentType owns canonical keys, labels and legacy sale_contract/rental_contract aliases.</w:t>
+      </w:r>
+    </w:p>
+    <w:p>
+      <w:pPr>
+        <w:pStyle w:val="ListParagraph"/>
+        <w:ind w:left="720" w:hanging="360"/>
+      </w:pPr>
+      <w:r>
+        <w:t xml:space="preserve">- Admin and Customer now load document labels from marketplace options with safe fallback labels.</w:t>
+      </w:r>
+    </w:p>
+    <w:p>
+      <w:pPr>
+        <w:pStyle w:val="ListParagraph"/>
+        <w:ind w:left="720" w:hanging="360"/>
+      </w:pPr>
+      <w:r>
+        <w:t xml:space="preserve">- Dispute outcome is stored on marketplace_disputes and notification is sent to both buyer and seller.</w:t>
+      </w:r>
+    </w:p>
+    <w:p>
+      <w:pPr>
+        <w:pStyle w:val="ListParagraph"/>
+        <w:ind w:left="720" w:hanging="360"/>
+      </w:pPr>
+      <w:r>
+        <w:t xml:space="preserve">- E2E tests cover normal completion and dispute refund/cancel terminal lifecycle.</w:t>
+      </w:r>
+    </w:p>
+    <w:p>
+      <w:pPr>
+        <w:pStyle w:val="Heading1"/>
+      </w:pPr>
+      <w:r>
+        <w:t xml:space="preserve">Merge Readiness</w:t>
+      </w:r>
+    </w:p>
+    <w:p>
+      <w:pPr>
+        <w:pStyle w:val="ListParagraph"/>
+        <w:ind w:left="720" w:hanging="360"/>
+      </w:pPr>
+      <w:r>
+        <w:t xml:space="preserve">- Code scope is limited to options, document labels, dispute outcome and lifecycle tests.</w:t>
+      </w:r>
+    </w:p>
+    <w:p>
+      <w:pPr>
+        <w:pStyle w:val="ListParagraph"/>
+        <w:ind w:left="720" w:hanging="360"/>
+      </w:pPr>
+      <w:r>
+        <w:t xml:space="preserve">- No RBAC, company/project/team, approval center, BI, accounting or enterprise operations dependency was added.</w:t>
+      </w:r>
+    </w:p>
+    <w:p>
+      <w:pPr>
+        <w:pStyle w:val="ListParagraph"/>
+        <w:ind w:left="720" w:hanging="360"/>
+      </w:pPr>
+      <w:r>
+        <w:t xml:space="preserve">- Current base is still developing, so marketplace_disputes.outcome is added to the original migration; split migration later for deployed databases.</w:t>
       </w:r>
     </w:p>
     <w:p>
@@ -186,43 +221,43 @@
         <w:ind w:left="720" w:hanging="360"/>
       </w:pPr>
       <w:r>
-        <w:t xml:space="preserve">- Add a data migration to normalize existing generated/template document rows once legacy aliases can be retired.</w:t>
-      </w:r>
-    </w:p>
-    <w:p>
-      <w:pPr>
-        <w:pStyle w:val="ListParagraph"/>
-        <w:ind w:left="720" w:hanging="360"/>
-      </w:pPr>
-      <w:r>
-        <w:t xml:space="preserve">- Expose backend document type options so Admin and Customer can stop keeping duplicated label maps.</w:t>
-      </w:r>
-    </w:p>
-    <w:p>
-      <w:pPr>
-        <w:pStyle w:val="ListParagraph"/>
-        <w:ind w:left="720" w:hanging="360"/>
-      </w:pPr>
-      <w:r>
-        <w:t xml:space="preserve">- Promote dispute outcomes to a shared enum/constant across request, service, tests and frontend.</w:t>
-      </w:r>
-    </w:p>
-    <w:p>
-      <w:pPr>
-        <w:pStyle w:val="ListParagraph"/>
-        <w:ind w:left="720" w:hanging="360"/>
-      </w:pPr>
-      <w:r>
-        <w:t xml:space="preserve">- Notify both customers after every dispute outcome and expose the outcome in transaction history.</w:t>
-      </w:r>
-    </w:p>
-    <w:p>
-      <w:pPr>
-        <w:pStyle w:val="ListParagraph"/>
-        <w:ind w:left="720" w:hanging="360"/>
-      </w:pPr>
-      <w:r>
-        <w:t xml:space="preserve">- Add end-to-end tests for checkout -&gt; payment -&gt; handover -&gt; acceptance -&gt; completion and checkout -&gt; dispute -&gt; refund/cancel.</w:t>
+        <w:t xml:space="preserve">- Add version/cache metadata to marketplace options so clients can invalidate labels safely.</w:t>
+      </w:r>
+    </w:p>
+    <w:p>
+      <w:pPr>
+        <w:pStyle w:val="ListParagraph"/>
+        <w:ind w:left="720" w:hanging="360"/>
+      </w:pPr>
+      <w:r>
+        <w:t xml:space="preserve">- Show dispute outcome in customer transaction timeline with resolver and timestamp.</w:t>
+      </w:r>
+    </w:p>
+    <w:p>
+      <w:pPr>
+        <w:pStyle w:val="ListParagraph"/>
+        <w:ind w:left="720" w:hanging="360"/>
+      </w:pPr>
+      <w:r>
+        <w:t xml:space="preserve">- Add rental E2E: active -&gt; return -&gt; returned -&gt; completed and rental dispute -&gt; cancel/refund.</w:t>
+      </w:r>
+    </w:p>
+    <w:p>
+      <w:pPr>
+        <w:pStyle w:val="ListParagraph"/>
+        <w:ind w:left="720" w:hanging="360"/>
+      </w:pPr>
+      <w:r>
+        <w:t xml:space="preserve">- Generate frontend fallback labels from the API contract to avoid duplicated manual maps.</w:t>
+      </w:r>
+    </w:p>
+    <w:p>
+      <w:pPr>
+        <w:pStyle w:val="ListParagraph"/>
+        <w:ind w:left="720" w:hanging="360"/>
+      </w:pPr>
+      <w:r>
+        <w:t xml:space="preserve">- Decide when to migrate old sale_contract/rental_contract rows and retire read aliases.</w:t>
       </w:r>
     </w:p>
     <w:p>
@@ -239,7 +274,16 @@
         <w:ind w:left="720" w:hanging="360"/>
       </w:pPr>
       <w:r>
-        <w:t xml:space="preserve">- API full PHPUnit passed: 83 tests / 775 assertions.</w:t>
+        <w:t xml:space="preserve">- API migrate:fresh --seed passed on temporary sqlite database.</w:t>
+      </w:r>
+    </w:p>
+    <w:p>
+      <w:pPr>
+        <w:pStyle w:val="ListParagraph"/>
+        <w:ind w:left="720" w:hanging="360"/>
+      </w:pPr>
+      <w:r>
+        <w:t xml:space="preserve">- API full PHPUnit passed: 86 tests / 796 assertions.</w:t>
       </w:r>
     </w:p>
     <w:p>
@@ -257,7 +301,7 @@
         <w:ind w:left="720" w:hanging="360"/>
       </w:pPr>
       <w:r>
-        <w:t xml:space="preserve">- MBN lint, build and API contract check passed.</w:t>
+        <w:t xml:space="preserve">- MBN lint, build and API contract checks passed.</w:t>
       </w:r>
     </w:p>
     <w:p>

--- a/docs/PRODUCT_ONLY_TRANSACTION_FIRST_NOTES-20260802.docx
+++ b/docs/PRODUCT_ONLY_TRANSACTION_FIRST_NOTES-20260802.docx
@@ -7,7 +7,7 @@
         <w:pStyle w:val="Title"/>
       </w:pPr>
       <w:r>
-        <w:t xml:space="preserve">MBN React - Marketplace Options and Document Label Notes</w:t>
+        <w:t xml:space="preserve">MBN React - Marketplace Options and Timeline Notes</w:t>
       </w:r>
     </w:p>
     <w:p>
@@ -19,7 +19,7 @@
     <w:p>
       <w:pPr/>
       <w:r>
-        <w:t xml:space="preserve">Consolidated note after checking current Mini changes against the AXIRO parent direction.</w:t>
+        <w:t xml:space="preserve">Consolidated note after checking current Mini changes against AXIRO parent patterns.</w:t>
       </w:r>
     </w:p>
     <w:p>
@@ -45,25 +45,25 @@
         <w:ind w:left="720" w:hanging="360"/>
       </w:pPr>
       <w:r>
-        <w:t xml:space="preserve">- Transaction remains the lifecycle owner; documents are transaction evidence, not a standalone Contract module.</w:t>
-      </w:r>
-    </w:p>
-    <w:p>
-      <w:pPr>
-        <w:pStyle w:val="ListParagraph"/>
-        <w:ind w:left="720" w:hanging="360"/>
-      </w:pPr>
-      <w:r>
-        <w:t xml:space="preserve">- Marketplace options provide canonical labels for document types and dispute outcomes to Admin and Customer apps.</w:t>
-      </w:r>
-    </w:p>
-    <w:p>
-      <w:pPr>
-        <w:pStyle w:val="ListParagraph"/>
-        <w:ind w:left="720" w:hanging="360"/>
-      </w:pPr>
-      <w:r>
-        <w:t xml:space="preserve">- Dispute resolution must end with an explicit outcome: complete, cancel_refund, cancel_no_refund or reopen.</w:t>
+        <w:t xml:space="preserve">- Marketplace options is the runtime owner for document type and dispute outcome labels.</w:t>
+      </w:r>
+    </w:p>
+    <w:p>
+      <w:pPr>
+        <w:pStyle w:val="ListParagraph"/>
+        <w:ind w:left="720" w:hanging="360"/>
+      </w:pPr>
+      <w:r>
+        <w:t xml:space="preserve">- Contract snapshot option_catalog is the offline fallback for Admin and Customer apps.</w:t>
+      </w:r>
+    </w:p>
+    <w:p>
+      <w:pPr>
+        <w:pStyle w:val="ListParagraph"/>
+        <w:ind w:left="720" w:hanging="360"/>
+      </w:pPr>
+      <w:r>
+        <w:t xml:space="preserve">- Rental lifecycle is now covered by E2E tests for normal completion and dispute cancel/refund.</w:t>
       </w:r>
     </w:p>
     <w:p>
@@ -80,43 +80,34 @@
         <w:ind w:left="720" w:hanging="360"/>
       </w:pPr>
       <w:r>
-        <w:t xml:space="preserve">- Follow backend-owned enum/options patterns from DocumentTemplateType and GeneratedDocumentStatus.</w:t>
-      </w:r>
-    </w:p>
-    <w:p>
-      <w:pPr>
-        <w:pStyle w:val="ListParagraph"/>
-        <w:ind w:left="720" w:hanging="360"/>
-      </w:pPr>
-      <w:r>
-        <w:t xml:space="preserve">- Keep mutation validation in FormRequest, matching GenerateDocumentRequest and DocumentTemplateRequest.</w:t>
-      </w:r>
-    </w:p>
-    <w:p>
-      <w:pPr>
-        <w:pStyle w:val="ListParagraph"/>
-        <w:ind w:left="720" w:hanging="360"/>
-      </w:pPr>
-      <w:r>
-        <w:t xml:space="preserve">- Keep transaction status as lifecycle action output, not a raw editable field.</w:t>
-      </w:r>
-    </w:p>
-    <w:p>
-      <w:pPr>
-        <w:pStyle w:val="ListParagraph"/>
-        <w:ind w:left="720" w:hanging="360"/>
-      </w:pPr>
-      <w:r>
-        <w:t xml:space="preserve">- Use explicit option labels in forms; avoid raw key or ID entry for document/dispute workflows.</w:t>
-      </w:r>
-    </w:p>
-    <w:p>
-      <w:pPr>
-        <w:pStyle w:val="ListParagraph"/>
-        <w:ind w:left="720" w:hanging="360"/>
-      </w:pPr>
-      <w:r>
-        <w:t xml:space="preserve">- Do not port approval center, document compliance, accounting sync, system operations or import/export recovery into Mini.</w:t>
+        <w:t xml:space="preserve">- Follow backend-owned enum/options patterns from the parent DocumentTemplateType and GeneratedDocumentStatus enums.</w:t>
+      </w:r>
+    </w:p>
+    <w:p>
+      <w:pPr>
+        <w:pStyle w:val="ListParagraph"/>
+        <w:ind w:left="720" w:hanging="360"/>
+      </w:pPr>
+      <w:r>
+        <w:t xml:space="preserve">- Keep FormRequest and lifecycle service as mutation boundaries; frontend does not edit raw transaction status.</w:t>
+      </w:r>
+    </w:p>
+    <w:p>
+      <w:pPr>
+        <w:pStyle w:val="ListParagraph"/>
+        <w:ind w:left="720" w:hanging="360"/>
+      </w:pPr>
+      <w:r>
+        <w:t xml:space="preserve">- Use only the parent patterns that fit Mini: options, labels, cache metadata and explicit lifecycle actions.</w:t>
+      </w:r>
+    </w:p>
+    <w:p>
+      <w:pPr>
+        <w:pStyle w:val="ListParagraph"/>
+        <w:ind w:left="720" w:hanging="360"/>
+      </w:pPr>
+      <w:r>
+        <w:t xml:space="preserve">- Do not port approval center, document compliance, accounting sync, import/export recovery or system operations.</w:t>
       </w:r>
     </w:p>
     <w:p>
@@ -133,43 +124,43 @@
         <w:ind w:left="720" w:hanging="360"/>
       </w:pPr>
       <w:r>
-        <w:t xml:space="preserve">- Added DisputeOutcome enum and backend marketplace options endpoint.</w:t>
-      </w:r>
-    </w:p>
-    <w:p>
-      <w:pPr>
-        <w:pStyle w:val="ListParagraph"/>
-        <w:ind w:left="720" w:hanging="360"/>
-      </w:pPr>
-      <w:r>
-        <w:t xml:space="preserve">- DocumentType owns canonical keys, labels and legacy sale_contract/rental_contract aliases.</w:t>
-      </w:r>
-    </w:p>
-    <w:p>
-      <w:pPr>
-        <w:pStyle w:val="ListParagraph"/>
-        <w:ind w:left="720" w:hanging="360"/>
-      </w:pPr>
-      <w:r>
-        <w:t xml:space="preserve">- Admin and Customer now load document labels from marketplace options with safe fallback labels.</w:t>
-      </w:r>
-    </w:p>
-    <w:p>
-      <w:pPr>
-        <w:pStyle w:val="ListParagraph"/>
-        <w:ind w:left="720" w:hanging="360"/>
-      </w:pPr>
-      <w:r>
-        <w:t xml:space="preserve">- Dispute outcome is stored on marketplace_disputes and notification is sent to both buyer and seller.</w:t>
-      </w:r>
-    </w:p>
-    <w:p>
-      <w:pPr>
-        <w:pStyle w:val="ListParagraph"/>
-        <w:ind w:left="720" w:hanging="360"/>
-      </w:pPr>
-      <w:r>
-        <w:t xml:space="preserve">- E2E tests cover normal completion and dispute refund/cancel terminal lifecycle.</w:t>
+        <w:t xml:space="preserve">- Added MarketplaceOptionsCatalog with version, hash, TTL and payload owner.</w:t>
+      </w:r>
+    </w:p>
+    <w:p>
+      <w:pPr>
+        <w:pStyle w:val="ListParagraph"/>
+        <w:ind w:left="720" w:hanging="360"/>
+      </w:pPr>
+      <w:r>
+        <w:t xml:space="preserve">- Marketplace options endpoint now returns ETag and cache headers.</w:t>
+      </w:r>
+    </w:p>
+    <w:p>
+      <w:pPr>
+        <w:pStyle w:val="ListParagraph"/>
+        <w:ind w:left="720" w:hanging="360"/>
+      </w:pPr>
+      <w:r>
+        <w:t xml:space="preserve">- Customer transaction show includes dispute resolution/outcome for timeline display.</w:t>
+      </w:r>
+    </w:p>
+    <w:p>
+      <w:pPr>
+        <w:pStyle w:val="ListParagraph"/>
+        <w:ind w:left="720" w:hanging="360"/>
+      </w:pPr>
+      <w:r>
+        <w:t xml:space="preserve">- Customer purchase timeline displays dispute outcome label from options/fallback contract.</w:t>
+      </w:r>
+    </w:p>
+    <w:p>
+      <w:pPr>
+        <w:pStyle w:val="ListParagraph"/>
+        <w:ind w:left="720" w:hanging="360"/>
+      </w:pPr>
+      <w:r>
+        <w:t xml:space="preserve">- Admin options loader respects TTL and falls back to contract option_catalog.</w:t>
       </w:r>
     </w:p>
     <w:p>
@@ -186,25 +177,25 @@
         <w:ind w:left="720" w:hanging="360"/>
       </w:pPr>
       <w:r>
-        <w:t xml:space="preserve">- Code scope is limited to options, document labels, dispute outcome and lifecycle tests.</w:t>
-      </w:r>
-    </w:p>
-    <w:p>
-      <w:pPr>
-        <w:pStyle w:val="ListParagraph"/>
-        <w:ind w:left="720" w:hanging="360"/>
-      </w:pPr>
-      <w:r>
-        <w:t xml:space="preserve">- No RBAC, company/project/team, approval center, BI, accounting or enterprise operations dependency was added.</w:t>
-      </w:r>
-    </w:p>
-    <w:p>
-      <w:pPr>
-        <w:pStyle w:val="ListParagraph"/>
-        <w:ind w:left="720" w:hanging="360"/>
-      </w:pPr>
-      <w:r>
-        <w:t xml:space="preserve">- Current base is still developing, so marketplace_disputes.outcome is added to the original migration; split migration later for deployed databases.</w:t>
+        <w:t xml:space="preserve">- Scope is limited to options cache, dispute timeline and rental lifecycle tests.</w:t>
+      </w:r>
+    </w:p>
+    <w:p>
+      <w:pPr>
+        <w:pStyle w:val="ListParagraph"/>
+        <w:ind w:left="720" w:hanging="360"/>
+      </w:pPr>
+      <w:r>
+        <w:t xml:space="preserve">- No Contract business module, RBAC, company/project/team, generic SLA/fraud engine or accounting reconciliation was added.</w:t>
+      </w:r>
+    </w:p>
+    <w:p>
+      <w:pPr>
+        <w:pStyle w:val="ListParagraph"/>
+        <w:ind w:left="720" w:hanging="360"/>
+      </w:pPr>
+      <w:r>
+        <w:t xml:space="preserve">- Schema change remains in the original migration because this base is still under active development.</w:t>
       </w:r>
     </w:p>
     <w:p>
@@ -221,43 +212,43 @@
         <w:ind w:left="720" w:hanging="360"/>
       </w:pPr>
       <w:r>
-        <w:t xml:space="preserve">- Add version/cache metadata to marketplace options so clients can invalidate labels safely.</w:t>
-      </w:r>
-    </w:p>
-    <w:p>
-      <w:pPr>
-        <w:pStyle w:val="ListParagraph"/>
-        <w:ind w:left="720" w:hanging="360"/>
-      </w:pPr>
-      <w:r>
-        <w:t xml:space="preserve">- Show dispute outcome in customer transaction timeline with resolver and timestamp.</w:t>
-      </w:r>
-    </w:p>
-    <w:p>
-      <w:pPr>
-        <w:pStyle w:val="ListParagraph"/>
-        <w:ind w:left="720" w:hanging="360"/>
-      </w:pPr>
-      <w:r>
-        <w:t xml:space="preserve">- Add rental E2E: active -&gt; return -&gt; returned -&gt; completed and rental dispute -&gt; cancel/refund.</w:t>
-      </w:r>
-    </w:p>
-    <w:p>
-      <w:pPr>
-        <w:pStyle w:val="ListParagraph"/>
-        <w:ind w:left="720" w:hanging="360"/>
-      </w:pPr>
-      <w:r>
-        <w:t xml:space="preserve">- Generate frontend fallback labels from the API contract to avoid duplicated manual maps.</w:t>
-      </w:r>
-    </w:p>
-    <w:p>
-      <w:pPr>
-        <w:pStyle w:val="ListParagraph"/>
-        <w:ind w:left="720" w:hanging="360"/>
-      </w:pPr>
-      <w:r>
-        <w:t xml:space="preserve">- Decide when to migrate old sale_contract/rental_contract rows and retire read aliases.</w:t>
+        <w:t xml:space="preserve">- Invalidate cached options by contract version if clients can stay open longer than TTL.</w:t>
+      </w:r>
+    </w:p>
+    <w:p>
+      <w:pPr>
+        <w:pStyle w:val="ListParagraph"/>
+        <w:ind w:left="720" w:hanging="360"/>
+      </w:pPr>
+      <w:r>
+        <w:t xml:space="preserve">- Show dispute outcome in Admin transaction timeline as clearly as Customer timeline.</w:t>
+      </w:r>
+    </w:p>
+    <w:p>
+      <w:pPr>
+        <w:pStyle w:val="ListParagraph"/>
+        <w:ind w:left="720" w:hanging="360"/>
+      </w:pPr>
+      <w:r>
+        <w:t xml:space="preserve">- Add E2E for rental overdue and return with partial deposit deduction.</w:t>
+      </w:r>
+    </w:p>
+    <w:p>
+      <w:pPr>
+        <w:pStyle w:val="ListParagraph"/>
+        <w:ind w:left="720" w:hanging="360"/>
+      </w:pPr>
+      <w:r>
+        <w:t xml:space="preserve">- Split marketplace_disputes.outcome into a compatibility migration when running against an existing database.</w:t>
+      </w:r>
+    </w:p>
+    <w:p>
+      <w:pPr>
+        <w:pStyle w:val="ListParagraph"/>
+        <w:ind w:left="720" w:hanging="360"/>
+      </w:pPr>
+      <w:r>
+        <w:t xml:space="preserve">- Generate frontend fallback labels from contract snapshots automatically during contract sync.</w:t>
       </w:r>
     </w:p>
     <w:p>
@@ -283,7 +274,7 @@
         <w:ind w:left="720" w:hanging="360"/>
       </w:pPr>
       <w:r>
-        <w:t xml:space="preserve">- API full PHPUnit passed: 86 tests / 796 assertions.</w:t>
+        <w:t xml:space="preserve">- API full PHPUnit passed: 89 tests / 829 assertions.</w:t>
       </w:r>
     </w:p>
     <w:p>
@@ -301,7 +292,7 @@
         <w:ind w:left="720" w:hanging="360"/>
       </w:pPr>
       <w:r>
-        <w:t xml:space="preserve">- MBN lint, build and API contract checks passed.</w:t>
+        <w:t xml:space="preserve">- MBN lint, build and contract checks passed.</w:t>
       </w:r>
     </w:p>
     <w:p>

--- a/docs/PRODUCT_ONLY_TRANSACTION_FIRST_NOTES-20260802.docx
+++ b/docs/PRODUCT_ONLY_TRANSACTION_FIRST_NOTES-20260802.docx
@@ -4,7 +4,7 @@
   <w:body>
     <w:p>
       <w:r>
-        <w:t>MBN React - Product-only Marketplace Experience Notes</w:t>
+        <w:t>MBN React - Marketplace Operations Closure Notes</w:t>
       </w:r>
     </w:p>
     <w:p>
@@ -19,22 +19,22 @@
     </w:p>
     <w:p>
       <w:r>
-        <w:t>- Mini remains a one-admin-many-customers marketplace base.</w:t>
-      </w:r>
-    </w:p>
-    <w:p>
-      <w:r>
-        <w:t>- Marketplace options is the runtime owner for document type and dispute outcome labels.</w:t>
-      </w:r>
-    </w:p>
-    <w:p>
-      <w:r>
-        <w:t>- Transaction lifecycle remains product-only; no Contract business module is required for MBN now.</w:t>
-      </w:r>
-    </w:p>
-    <w:p>
-      <w:r>
-        <w:t>- Admin actions are explicit lifecycle commands; frontend must not mutate raw transaction status.</w:t>
+        <w:t>- Mini remains a one-admin-many-customers, product-only marketplace base.</w:t>
+      </w:r>
+    </w:p>
+    <w:p>
+      <w:r>
+        <w:t>- Admin operations now focus on transaction notifications, rental queues and rental settlement audit.</w:t>
+      </w:r>
+    </w:p>
+    <w:p>
+      <w:r>
+        <w:t>- No Contract business module is introduced; transactions remain the lifecycle owner.</w:t>
+      </w:r>
+    </w:p>
+    <w:p>
+      <w:r>
+        <w:t>- No RBAC, company, department, project, accounting reconciliation, SLA engine, fraud engine or BI module is ported from AXIRO parent.</w:t>
       </w:r>
     </w:p>
     <w:p>
@@ -44,52 +44,47 @@
     </w:p>
     <w:p>
       <w:r>
-        <w:t>- Follow recent parent hardening around notification routing and runtime contracts by storing transaction_id and transaction_code as queryable notification fields.</w:t>
-      </w:r>
-    </w:p>
-    <w:p>
-      <w:r>
-        <w:t>- Keep FormRequest plus lifecycle service as the mutation boundary, matching AXIRO parent service ownership patterns.</w:t>
-      </w:r>
-    </w:p>
-    <w:p>
-      <w:r>
-        <w:t>- Do not port calendar reminders, workflow automation, compliance center, accounting sync, import/export recovery, company/project/team or RBAC dependencies into Mini.</w:t>
-      </w:r>
-    </w:p>
-    <w:p>
-      <w:r>
-        <w:t>Implemented Cleanup</w:t>
-      </w:r>
-    </w:p>
-    <w:p>
-      <w:r>
-        <w:t>- Marketplace options endpoint exposes ETag, options metadata and contract metadata for cache invalidation.</w:t>
-      </w:r>
-    </w:p>
-    <w:p>
-      <w:r>
-        <w:t>- Admin and Customer generated fallback labels are produced from marketplace-contract.json through sync scripts.</w:t>
-      </w:r>
-    </w:p>
-    <w:p>
-      <w:r>
-        <w:t>- Admin transaction timeline shows dispute outcomes by catalog label and rental deposit deduction amounts.</w:t>
-      </w:r>
-    </w:p>
-    <w:p>
-      <w:r>
-        <w:t>- Rental overdue marks the transaction and notifies both buyer/renter and seller/lessor.</w:t>
-      </w:r>
-    </w:p>
-    <w:p>
-      <w:r>
-        <w:t>- Rental completion can refund the remaining deposit and release the deducted amount to the lessor.</w:t>
-      </w:r>
-    </w:p>
-    <w:p>
-      <w:r>
-        <w:t>- Deposit deduction requires a reason and is allocated by remaining deduction to avoid duplicate deduction across refundable payments.</w:t>
+        <w:t>- Aligned with recent AXIRO parent hardening around notification runtime and routing contracts.</w:t>
+      </w:r>
+    </w:p>
+    <w:p>
+      <w:r>
+        <w:t>- Kept only the parent pattern that fits Mini: queryable notification references, explicit operation queues, and source-clean packaging.</w:t>
+      </w:r>
+    </w:p>
+    <w:p>
+      <w:r>
+        <w:t>- Skipped organization hierarchy, company hub and workflow/calendar runtime because those are outside Mini marketplace scope.</w:t>
+      </w:r>
+    </w:p>
+    <w:p>
+      <w:r>
+        <w:t>Implemented This Round</w:t>
+      </w:r>
+    </w:p>
+    <w:p>
+      <w:r>
+        <w:t>- Admin notification center can filter by keyword, transaction, customer, notification type and read state.</w:t>
+      </w:r>
+    </w:p>
+    <w:p>
+      <w:r>
+        <w:t>- Operations dashboard now exposes rental overdue, pending return and deposit deduction review queues.</w:t>
+      </w:r>
+    </w:p>
+    <w:p>
+      <w:r>
+        <w:t>- Rental settlement audit has list API and CSV export with deduction and dispute outcome columns.</w:t>
+      </w:r>
+    </w:p>
+    <w:p>
+      <w:r>
+        <w:t>- Customer transaction detail explains deposit refund and deduction outcome.</w:t>
+      </w:r>
+    </w:p>
+    <w:p>
+      <w:r>
+        <w:t>- Contract snapshots include transaction.overdue and settlement.partially_refunded because both are runtime states.</w:t>
       </w:r>
     </w:p>
     <w:p>
@@ -99,17 +94,22 @@
     </w:p>
     <w:p>
       <w:r>
-        <w:t>- Scope is limited to marketplace options, transaction lifecycle, notification routing and transaction detail UX.</w:t>
-      </w:r>
-    </w:p>
-    <w:p>
-      <w:r>
-        <w:t>- No Contract module, RBAC, company/project/team, generic SLA/fraud engine or accounting reconciliation was added.</w:t>
-      </w:r>
-    </w:p>
-    <w:p>
-      <w:r>
-        <w:t>- Schema changes are still applied to original migrations because this base is in active development; future live databases need additive migrations.</w:t>
+        <w:t>- Scope is limited to marketplace notification, operation queue, settlement audit and customer transaction detail presentation.</w:t>
+      </w:r>
+    </w:p>
+    <w:p>
+      <w:r>
+        <w:t>- API response envelope, /api/v1 routes and service boundaries are preserved.</w:t>
+      </w:r>
+    </w:p>
+    <w:p>
+      <w:r>
+        <w:t>- Frontend continues to use base list/filter/table/page primitives in Admin and existing compact customer layout in MBN React.</w:t>
+      </w:r>
+    </w:p>
+    <w:p>
+      <w:r>
+        <w:t>- Generated marketplace options fallback remains current.</w:t>
       </w:r>
     </w:p>
     <w:p>
@@ -119,7 +119,7 @@
     </w:p>
     <w:p>
       <w:r>
-        <w:t>- API focused lifecycle/options tests passed: 8 tests / 68 assertions.</w:t>
+        <w:t>- API focused tests passed: 13 tests / 263 assertions.</w:t>
       </w:r>
     </w:p>
     <w:p>
@@ -134,12 +134,7 @@
     </w:p>
     <w:p>
       <w:r>
-        <w:t>- Whitespace diff checks passed for all three repos.</w:t>
-      </w:r>
-    </w:p>
-    <w:p>
-      <w:r>
-        <w:t>- DOCX was structurally updated through OOXML; visual render QA was skipped because LibreOffice/soffice is unavailable on this machine.</w:t>
+        <w:t>- DOCX was structurally updated through OOXML and zip integrity was checked; visual render QA was skipped because LibreOffice/soffice is unavailable.</w:t>
       </w:r>
     </w:p>
     <w:p>
@@ -149,27 +144,27 @@
     </w:p>
     <w:p>
       <w:r>
-        <w:t>- Add admin notification filters by transaction_id/type/customer and unread state.</w:t>
-      </w:r>
-    </w:p>
-    <w:p>
-      <w:r>
-        <w:t>- Add an operations dashboard queue for overdue rentals, pending returns and deposit deduction review.</w:t>
-      </w:r>
-    </w:p>
-    <w:p>
-      <w:r>
-        <w:t>- Add settlement audit export for completed rental deductions and dispute outcomes.</w:t>
-      </w:r>
-    </w:p>
-    <w:p>
-      <w:r>
-        <w:t>- Add compatibility migrations before applying these schema changes to any database with existing data.</w:t>
-      </w:r>
-    </w:p>
-    <w:p>
-      <w:r>
-        <w:t>- Add a small customer-facing explanation for deposit deduction outcome in purchase/rental detail.</w:t>
+        <w:t>- Add admin detail drawer/page for a single notification with linked transaction timeline and customer context.</w:t>
+      </w:r>
+    </w:p>
+    <w:p>
+      <w:r>
+        <w:t>- Add settlement export filters by status, customer and date range before operating with larger data volumes.</w:t>
+      </w:r>
+    </w:p>
+    <w:p>
+      <w:r>
+        <w:t>- Add compatibility migrations before applying current schema changes to any database with existing data.</w:t>
+      </w:r>
+    </w:p>
+    <w:p>
+      <w:r>
+        <w:t>- Add customer-facing dispute/settlement copy review for clearer wording around deposit deductions.</w:t>
+      </w:r>
+    </w:p>
+    <w:p>
+      <w:r>
+        <w:t>- Consider code-splitting Admin heavy pages to reduce the current Vite chunk-size warning.</w:t>
       </w:r>
     </w:p>
     <w:sectPr>

--- a/docs/PRODUCT_ONLY_TRANSACTION_FIRST_NOTES-20260802.docx
+++ b/docs/PRODUCT_ONLY_TRANSACTION_FIRST_NOTES-20260802.docx
@@ -4,7 +4,7 @@
   <w:body>
     <w:p>
       <w:r>
-        <w:t>MBN React - Marketplace Operations Closure Notes</w:t>
+        <w:t>MBN React - Rental Settlement Wording Notes</w:t>
       </w:r>
     </w:p>
     <w:p>
@@ -24,17 +24,17 @@
     </w:p>
     <w:p>
       <w:r>
-        <w:t>- Admin operations now focus on transaction notifications, rental queues and rental settlement audit.</w:t>
-      </w:r>
-    </w:p>
-    <w:p>
-      <w:r>
-        <w:t>- No Contract business module is introduced; transactions remain the lifecycle owner.</w:t>
-      </w:r>
-    </w:p>
-    <w:p>
-      <w:r>
-        <w:t>- No RBAC, company, department, project, accounting reconciliation, SLA engine, fraud engine or BI module is ported from AXIRO parent.</w:t>
+        <w:t>- Notification detail is an admin operations aid, not a new messaging or CRM module.</w:t>
+      </w:r>
+    </w:p>
+    <w:p>
+      <w:r>
+        <w:t>- Rental settlement filters and export stay inside transaction operations; no accounting reconciliation module is introduced.</w:t>
+      </w:r>
+    </w:p>
+    <w:p>
+      <w:r>
+        <w:t>- Customer copy explains deposit settlement without adding a Contract module.</w:t>
       </w:r>
     </w:p>
     <w:p>
@@ -44,17 +44,17 @@
     </w:p>
     <w:p>
       <w:r>
-        <w:t>- Aligned with recent AXIRO parent hardening around notification runtime and routing contracts.</w:t>
-      </w:r>
-    </w:p>
-    <w:p>
-      <w:r>
-        <w:t>- Kept only the parent pattern that fits Mini: queryable notification references, explicit operation queues, and source-clean packaging.</w:t>
-      </w:r>
-    </w:p>
-    <w:p>
-      <w:r>
-        <w:t>- Skipped organization hierarchy, company hub and workflow/calendar runtime because those are outside Mini marketplace scope.</w:t>
+        <w:t>- Aligned with AXIRO parent notification routing hardening and runtime UI chunk separation patterns.</w:t>
+      </w:r>
+    </w:p>
+    <w:p>
+      <w:r>
+        <w:t>- Kept route-level lazy splitting for Admin screens to reduce initial bundle pressure.</w:t>
+      </w:r>
+    </w:p>
+    <w:p>
+      <w:r>
+        <w:t>- Skipped organization hierarchy, company hub, workflow/calendar runtime and company-specific fetch optimizations because they are outside Mini scope.</w:t>
       </w:r>
     </w:p>
     <w:p>
@@ -64,27 +64,32 @@
     </w:p>
     <w:p>
       <w:r>
-        <w:t>- Admin notification center can filter by keyword, transaction, customer, notification type and read state.</w:t>
-      </w:r>
-    </w:p>
-    <w:p>
-      <w:r>
-        <w:t>- Operations dashboard now exposes rental overdue, pending return and deposit deduction review queues.</w:t>
-      </w:r>
-    </w:p>
-    <w:p>
-      <w:r>
-        <w:t>- Rental settlement audit has list API and CSV export with deduction and dispute outcome columns.</w:t>
-      </w:r>
-    </w:p>
-    <w:p>
-      <w:r>
-        <w:t>- Customer transaction detail explains deposit refund and deduction outcome.</w:t>
-      </w:r>
-    </w:p>
-    <w:p>
-      <w:r>
-        <w:t>- Contract snapshots include transaction.overdue and settlement.partially_refunded because both are runtime states.</w:t>
+        <w:t>- Admin notification detail endpoint returns customer context, transaction context and transaction timeline.</w:t>
+      </w:r>
+    </w:p>
+    <w:p>
+      <w:r>
+        <w:t>- Admin notification list opens a drawer and marks unread notifications as read after detail load.</w:t>
+      </w:r>
+    </w:p>
+    <w:p>
+      <w:r>
+        <w:t>- Rental settlement list and CSV export share filters: status, transaction, customer and completed date range.</w:t>
+      </w:r>
+    </w:p>
+    <w:p>
+      <w:r>
+        <w:t>- Admin route config uses lazy imports plus Suspense for screen-level code splitting.</w:t>
+      </w:r>
+    </w:p>
+    <w:p>
+      <w:r>
+        <w:t>- Customer rental settlement copy now emphasizes deposit reconciliation, actual returned deposit and deduction basis.</w:t>
+      </w:r>
+    </w:p>
+    <w:p>
+      <w:r>
+        <w:t>- Contract snapshots include GET /notifications/{notification}.</w:t>
       </w:r>
     </w:p>
     <w:p>
@@ -94,22 +99,22 @@
     </w:p>
     <w:p>
       <w:r>
-        <w:t>- Scope is limited to marketplace notification, operation queue, settlement audit and customer transaction detail presentation.</w:t>
-      </w:r>
-    </w:p>
-    <w:p>
-      <w:r>
-        <w:t>- API response envelope, /api/v1 routes and service boundaries are preserved.</w:t>
-      </w:r>
-    </w:p>
-    <w:p>
-      <w:r>
-        <w:t>- Frontend continues to use base list/filter/table/page primitives in Admin and existing compact customer layout in MBN React.</w:t>
-      </w:r>
-    </w:p>
-    <w:p>
-      <w:r>
-        <w:t>- Generated marketplace options fallback remains current.</w:t>
+        <w:t>- API response envelope and /api/v1 route versioning are preserved.</w:t>
+      </w:r>
+    </w:p>
+    <w:p>
+      <w:r>
+        <w:t>- Mutation boundaries remain in existing services and FormRequests; frontend reads/filters/exports only.</w:t>
+      </w:r>
+    </w:p>
+    <w:p>
+      <w:r>
+        <w:t>- No RBAC, company/project/team, SLA, fraud, BI or accounting module was added.</w:t>
+      </w:r>
+    </w:p>
+    <w:p>
+      <w:r>
+        <w:t>- Schema remains unchanged in this round.</w:t>
       </w:r>
     </w:p>
     <w:p>
@@ -119,7 +124,7 @@
     </w:p>
     <w:p>
       <w:r>
-        <w:t>- API focused tests passed: 13 tests / 263 assertions.</w:t>
+        <w:t>- API focused notification detail, settlement export filter and compatibility tests passed.</w:t>
       </w:r>
     </w:p>
     <w:p>
@@ -144,27 +149,27 @@
     </w:p>
     <w:p>
       <w:r>
-        <w:t>- Add admin detail drawer/page for a single notification with linked transaction timeline and customer context.</w:t>
-      </w:r>
-    </w:p>
-    <w:p>
-      <w:r>
-        <w:t>- Add settlement export filters by status, customer and date range before operating with larger data volumes.</w:t>
-      </w:r>
-    </w:p>
-    <w:p>
-      <w:r>
-        <w:t>- Add compatibility migrations before applying current schema changes to any database with existing data.</w:t>
-      </w:r>
-    </w:p>
-    <w:p>
-      <w:r>
-        <w:t>- Add customer-facing dispute/settlement copy review for clearer wording around deposit deductions.</w:t>
-      </w:r>
-    </w:p>
-    <w:p>
-      <w:r>
-        <w:t>- Consider code-splitting Admin heavy pages to reduce the current Vite chunk-size warning.</w:t>
+        <w:t>- Add saved filter presets for operations queues if admin usage becomes repetitive.</w:t>
+      </w:r>
+    </w:p>
+    <w:p>
+      <w:r>
+        <w:t>- Add export job/background streaming only when settlement CSV becomes too large for direct download.</w:t>
+      </w:r>
+    </w:p>
+    <w:p>
+      <w:r>
+        <w:t>- Add notification counters in the Admin shell only after unread-count polling or server push is scoped clearly.</w:t>
+      </w:r>
+    </w:p>
+    <w:p>
+      <w:r>
+        <w:t>- Prepare additive migrations before running this base against any database with existing production data.</w:t>
+      </w:r>
+    </w:p>
+    <w:p>
+      <w:r>
+        <w:t>- Continue splitting Admin shared base/AntD chunk if first-load performance becomes a real issue.</w:t>
       </w:r>
     </w:p>
     <w:sectPr>

--- a/docs/PRODUCT_ONLY_TRANSACTION_FIRST_NOTES-20260802.docx
+++ b/docs/PRODUCT_ONLY_TRANSACTION_FIRST_NOTES-20260802.docx
@@ -4,7 +4,7 @@
   <w:body>
     <w:p>
       <w:r>
-        <w:t>MBN React - Rental Settlement Wording Notes</w:t>
+        <w:t>MBN React - Operations Contract Sync Notes</w:t>
       </w:r>
     </w:p>
     <w:p>
@@ -24,17 +24,17 @@
     </w:p>
     <w:p>
       <w:r>
-        <w:t>- Notification detail is an admin operations aid, not a new messaging or CRM module.</w:t>
-      </w:r>
-    </w:p>
-    <w:p>
-      <w:r>
-        <w:t>- Rental settlement filters and export stay inside transaction operations; no accounting reconciliation module is introduced.</w:t>
-      </w:r>
-    </w:p>
-    <w:p>
-      <w:r>
-        <w:t>- Customer copy explains deposit settlement without adding a Contract module.</w:t>
+        <w:t>- Saved filter presets are browser-local helpers for admin operations, not a new user preference subsystem.</w:t>
+      </w:r>
+    </w:p>
+    <w:p>
+      <w:r>
+        <w:t>- Queued rental settlement export stays inside marketplace operations and does not introduce accounting/BI.</w:t>
+      </w:r>
+    </w:p>
+    <w:p>
+      <w:r>
+        <w:t>- Unread notification counters are lightweight overview metrics; no server push is added yet.</w:t>
       </w:r>
     </w:p>
     <w:p>
@@ -44,17 +44,17 @@
     </w:p>
     <w:p>
       <w:r>
-        <w:t>- Aligned with AXIRO parent notification routing hardening and runtime UI chunk separation patterns.</w:t>
-      </w:r>
-    </w:p>
-    <w:p>
-      <w:r>
-        <w:t>- Kept route-level lazy splitting for Admin screens to reduce initial bundle pressure.</w:t>
-      </w:r>
-    </w:p>
-    <w:p>
-      <w:r>
-        <w:t>- Skipped organization hierarchy, company hub, workflow/calendar runtime and company-specific fetch optimizations because they are outside Mini scope.</w:t>
+        <w:t>- Aligned with AXIRO parent direction around import/export cleanup, notification runtime hardening and source-clean packaging.</w:t>
+      </w:r>
+    </w:p>
+    <w:p>
+      <w:r>
+        <w:t>- Kept only patterns that fit Mini: queued export request, authenticated download, expiry and lightweight counters.</w:t>
+      </w:r>
+    </w:p>
+    <w:p>
+      <w:r>
+        <w:t>- Skipped audit-retention, organization hierarchy, company hub and workflow/calendar runtime because they exceed Mini marketplace scope.</w:t>
       </w:r>
     </w:p>
     <w:p>
@@ -64,32 +64,32 @@
     </w:p>
     <w:p>
       <w:r>
-        <w:t>- Admin notification detail endpoint returns customer context, transaction context and transaction timeline.</w:t>
-      </w:r>
-    </w:p>
-    <w:p>
-      <w:r>
-        <w:t>- Admin notification list opens a drawer and marks unread notifications as read after detail load.</w:t>
-      </w:r>
-    </w:p>
-    <w:p>
-      <w:r>
-        <w:t>- Rental settlement list and CSV export share filters: status, transaction, customer and completed date range.</w:t>
-      </w:r>
-    </w:p>
-    <w:p>
-      <w:r>
-        <w:t>- Admin route config uses lazy imports plus Suspense for screen-level code splitting.</w:t>
-      </w:r>
-    </w:p>
-    <w:p>
-      <w:r>
-        <w:t>- Customer rental settlement copy now emphasizes deposit reconciliation, actual returned deposit and deduction basis.</w:t>
-      </w:r>
-    </w:p>
-    <w:p>
-      <w:r>
-        <w:t>- Contract snapshots include GET /notifications/{notification}.</w:t>
+        <w:t>- Added MarketplaceExportRequest and BuildRentalSettlementExport for queued rental settlement CSV generation.</w:t>
+      </w:r>
+    </w:p>
+    <w:p>
+      <w:r>
+        <w:t>- Added export status polling and authenticated download endpoints.</w:t>
+      </w:r>
+    </w:p>
+    <w:p>
+      <w:r>
+        <w:t>- Added unread notification counter in operations overview and Admin sidebar badge.</w:t>
+      </w:r>
+    </w:p>
+    <w:p>
+      <w:r>
+        <w:t>- Added local saved filter presets for operations queues and settlement filters.</w:t>
+      </w:r>
+    </w:p>
+    <w:p>
+      <w:r>
+        <w:t>- Added contract routes for queued settlement export endpoints across API/Admin/Customer snapshots.</w:t>
+      </w:r>
+    </w:p>
+    <w:p>
+      <w:r>
+        <w:t>- Adjusted Admin Vite manual chunks for React, Ant Design, HTTP and date dependencies.</w:t>
       </w:r>
     </w:p>
     <w:p>
@@ -104,17 +104,17 @@
     </w:p>
     <w:p>
       <w:r>
-        <w:t>- Mutation boundaries remain in existing services and FormRequests; frontend reads/filters/exports only.</w:t>
-      </w:r>
-    </w:p>
-    <w:p>
-      <w:r>
-        <w:t>- No RBAC, company/project/team, SLA, fraud, BI or accounting module was added.</w:t>
-      </w:r>
-    </w:p>
-    <w:p>
-      <w:r>
-        <w:t>- Schema remains unchanged in this round.</w:t>
+        <w:t>- No RBAC, company/project/team, SLA engine, fraud engine, BI subsystem or accounting reconciliation was introduced.</w:t>
+      </w:r>
+    </w:p>
+    <w:p>
+      <w:r>
+        <w:t>- Schema is still edited in canonical baseline migrations because the project is unreleased; additive migrations are required before preserving live data.</w:t>
+      </w:r>
+    </w:p>
+    <w:p>
+      <w:r>
+        <w:t>- Admin build still reports a large Ant Design vendor chunk; this is a performance follow-up, not a merge blocker.</w:t>
       </w:r>
     </w:p>
     <w:p>
@@ -124,7 +124,7 @@
     </w:p>
     <w:p>
       <w:r>
-        <w:t>- API focused notification detail, settlement export filter and compatibility tests passed.</w:t>
+        <w:t>- API focused operations/export/lifecycle/contract tests passed.</w:t>
       </w:r>
     </w:p>
     <w:p>
@@ -149,27 +149,27 @@
     </w:p>
     <w:p>
       <w:r>
-        <w:t>- Add saved filter presets for operations queues if admin usage becomes repetitive.</w:t>
-      </w:r>
-    </w:p>
-    <w:p>
-      <w:r>
-        <w:t>- Add export job/background streaming only when settlement CSV becomes too large for direct download.</w:t>
-      </w:r>
-    </w:p>
-    <w:p>
-      <w:r>
-        <w:t>- Add notification counters in the Admin shell only after unread-count polling or server push is scoped clearly.</w:t>
-      </w:r>
-    </w:p>
-    <w:p>
-      <w:r>
-        <w:t>- Prepare additive migrations before running this base against any database with existing production data.</w:t>
-      </w:r>
-    </w:p>
-    <w:p>
-      <w:r>
-        <w:t>- Continue splitting Admin shared base/AntD chunk if first-load performance becomes a real issue.</w:t>
+        <w:t>- Add export cleanup command for expired MarketplaceExportRequest files if queued export becomes regular usage.</w:t>
+      </w:r>
+    </w:p>
+    <w:p>
+      <w:r>
+        <w:t>- Add per-admin saved presets only if shared machines or role-based usage appears; localStorage is enough for now.</w:t>
+      </w:r>
+    </w:p>
+    <w:p>
+      <w:r>
+        <w:t>- Add admin export history list when multiple queued exports can be pending at once.</w:t>
+      </w:r>
+    </w:p>
+    <w:p>
+      <w:r>
+        <w:t>- Prepare additive migrations before applying this baseline to a live database.</w:t>
+      </w:r>
+    </w:p>
+    <w:p>
+      <w:r>
+        <w:t>- Continue splitting or reducing Ant Design usage only if first-load metrics show real pain.</w:t>
       </w:r>
     </w:p>
     <w:sectPr>

--- a/docs/PRODUCT_ONLY_TRANSACTION_FIRST_NOTES-20260802.docx
+++ b/docs/PRODUCT_ONLY_TRANSACTION_FIRST_NOTES-20260802.docx
@@ -4,7 +4,7 @@
   <w:body>
     <w:p>
       <w:r>
-        <w:t>MBN React - Operations Contract Sync Notes</w:t>
+        <w:t>MBN React - Rental Settlement Wording Notes</w:t>
       </w:r>
     </w:p>
     <w:p>
@@ -24,17 +24,17 @@
     </w:p>
     <w:p>
       <w:r>
-        <w:t>- Saved filter presets are browser-local helpers for admin operations, not a new user preference subsystem.</w:t>
-      </w:r>
-    </w:p>
-    <w:p>
-      <w:r>
-        <w:t>- Queued rental settlement export stays inside marketplace operations and does not introduce accounting/BI.</w:t>
-      </w:r>
-    </w:p>
-    <w:p>
-      <w:r>
-        <w:t>- Unread notification counters are lightweight overview metrics; no server push is added yet.</w:t>
+        <w:t>- Notification detail is an admin operations aid, not a new messaging or CRM module.</w:t>
+      </w:r>
+    </w:p>
+    <w:p>
+      <w:r>
+        <w:t>- Rental settlement filters and export stay inside transaction operations; no accounting reconciliation module is introduced.</w:t>
+      </w:r>
+    </w:p>
+    <w:p>
+      <w:r>
+        <w:t>- Customer copy explains deposit settlement without adding a Contract module.</w:t>
       </w:r>
     </w:p>
     <w:p>
@@ -44,17 +44,17 @@
     </w:p>
     <w:p>
       <w:r>
-        <w:t>- Aligned with AXIRO parent direction around import/export cleanup, notification runtime hardening and source-clean packaging.</w:t>
-      </w:r>
-    </w:p>
-    <w:p>
-      <w:r>
-        <w:t>- Kept only patterns that fit Mini: queued export request, authenticated download, expiry and lightweight counters.</w:t>
-      </w:r>
-    </w:p>
-    <w:p>
-      <w:r>
-        <w:t>- Skipped audit-retention, organization hierarchy, company hub and workflow/calendar runtime because they exceed Mini marketplace scope.</w:t>
+        <w:t>- Aligned with AXIRO parent notification routing hardening and runtime UI chunk separation patterns.</w:t>
+      </w:r>
+    </w:p>
+    <w:p>
+      <w:r>
+        <w:t>- Kept route-level lazy splitting for Admin screens to reduce initial bundle pressure.</w:t>
+      </w:r>
+    </w:p>
+    <w:p>
+      <w:r>
+        <w:t>- Skipped organization hierarchy, company hub, workflow/calendar runtime and company-specific fetch optimizations because they are outside Mini scope.</w:t>
       </w:r>
     </w:p>
     <w:p>
@@ -64,32 +64,32 @@
     </w:p>
     <w:p>
       <w:r>
-        <w:t>- Added MarketplaceExportRequest and BuildRentalSettlementExport for queued rental settlement CSV generation.</w:t>
-      </w:r>
-    </w:p>
-    <w:p>
-      <w:r>
-        <w:t>- Added export status polling and authenticated download endpoints.</w:t>
-      </w:r>
-    </w:p>
-    <w:p>
-      <w:r>
-        <w:t>- Added unread notification counter in operations overview and Admin sidebar badge.</w:t>
-      </w:r>
-    </w:p>
-    <w:p>
-      <w:r>
-        <w:t>- Added local saved filter presets for operations queues and settlement filters.</w:t>
-      </w:r>
-    </w:p>
-    <w:p>
-      <w:r>
-        <w:t>- Added contract routes for queued settlement export endpoints across API/Admin/Customer snapshots.</w:t>
-      </w:r>
-    </w:p>
-    <w:p>
-      <w:r>
-        <w:t>- Adjusted Admin Vite manual chunks for React, Ant Design, HTTP and date dependencies.</w:t>
+        <w:t>- Admin notification detail endpoint returns customer context, transaction context and transaction timeline.</w:t>
+      </w:r>
+    </w:p>
+    <w:p>
+      <w:r>
+        <w:t>- Admin notification list opens a drawer and marks unread notifications as read after detail load.</w:t>
+      </w:r>
+    </w:p>
+    <w:p>
+      <w:r>
+        <w:t>- Rental settlement list and CSV export share filters: status, transaction, customer and completed date range.</w:t>
+      </w:r>
+    </w:p>
+    <w:p>
+      <w:r>
+        <w:t>- Admin route config uses lazy imports plus Suspense for screen-level code splitting.</w:t>
+      </w:r>
+    </w:p>
+    <w:p>
+      <w:r>
+        <w:t>- Customer rental settlement copy now emphasizes deposit reconciliation, actual returned deposit and deduction basis.</w:t>
+      </w:r>
+    </w:p>
+    <w:p>
+      <w:r>
+        <w:t>- Contract snapshots include GET /notifications/{notification}.</w:t>
       </w:r>
     </w:p>
     <w:p>
@@ -104,17 +104,17 @@
     </w:p>
     <w:p>
       <w:r>
-        <w:t>- No RBAC, company/project/team, SLA engine, fraud engine, BI subsystem or accounting reconciliation was introduced.</w:t>
-      </w:r>
-    </w:p>
-    <w:p>
-      <w:r>
-        <w:t>- Schema is still edited in canonical baseline migrations because the project is unreleased; additive migrations are required before preserving live data.</w:t>
-      </w:r>
-    </w:p>
-    <w:p>
-      <w:r>
-        <w:t>- Admin build still reports a large Ant Design vendor chunk; this is a performance follow-up, not a merge blocker.</w:t>
+        <w:t>- Mutation boundaries remain in existing services and FormRequests; frontend reads/filters/exports only.</w:t>
+      </w:r>
+    </w:p>
+    <w:p>
+      <w:r>
+        <w:t>- No RBAC, company/project/team, SLA, fraud, BI or accounting module was added.</w:t>
+      </w:r>
+    </w:p>
+    <w:p>
+      <w:r>
+        <w:t>- Schema remains unchanged in this round.</w:t>
       </w:r>
     </w:p>
     <w:p>
@@ -124,7 +124,7 @@
     </w:p>
     <w:p>
       <w:r>
-        <w:t>- API focused operations/export/lifecycle/contract tests passed.</w:t>
+        <w:t>- API focused notification detail, settlement export filter and compatibility tests passed.</w:t>
       </w:r>
     </w:p>
     <w:p>
@@ -149,27 +149,65 @@
     </w:p>
     <w:p>
       <w:r>
-        <w:t>- Add export cleanup command for expired MarketplaceExportRequest files if queued export becomes regular usage.</w:t>
-      </w:r>
-    </w:p>
-    <w:p>
-      <w:r>
-        <w:t>- Add per-admin saved presets only if shared machines or role-based usage appears; localStorage is enough for now.</w:t>
-      </w:r>
-    </w:p>
-    <w:p>
-      <w:r>
-        <w:t>- Add admin export history list when multiple queued exports can be pending at once.</w:t>
-      </w:r>
-    </w:p>
-    <w:p>
-      <w:r>
-        <w:t>- Prepare additive migrations before applying this baseline to a live database.</w:t>
-      </w:r>
-    </w:p>
-    <w:p>
-      <w:r>
-        <w:t>- Continue splitting or reducing Ant Design usage only if first-load metrics show real pain.</w:t>
+        <w:t>- Add saved filter presets for operations queues if admin usage becomes repetitive.</w:t>
+      </w:r>
+    </w:p>
+    <w:p>
+      <w:r>
+        <w:t>- Add export job/background streaming only when settlement CSV becomes too large for direct download.</w:t>
+      </w:r>
+    </w:p>
+    <w:p>
+      <w:r>
+        <w:t>- Add notification counters in the Admin shell only after unread-count polling or server push is scoped clearly.</w:t>
+      </w:r>
+    </w:p>
+    <w:p>
+      <w:r>
+        <w:t>- Prepare additive migrations before running this base against any database with existing production data.</w:t>
+      </w:r>
+    </w:p>
+    <w:p>
+      <w:r>
+        <w:t>- Continue splitting Admin shared base/AntD chunk if first-load performance becomes a real issue.</w:t>
+      </w:r>
+    </w:p>
+    <w:p>
+      <w:r>
+        <w:rPr>
+          <w:b/>
+        </w:rPr>
+        <w:t>Admin Base CRUD and Action Lifecycle Alignment - 2026-08-03</w:t>
+      </w:r>
+    </w:p>
+    <w:p>
+      <w:r>
+        <w:t>- Product, Customer and Transaction admin forms now follow BaseFormPage/BaseForm/BaseFormFooter ownership instead of ad hoc card/button layouts.</w:t>
+      </w:r>
+    </w:p>
+    <w:p>
+      <w:r>
+        <w:t>- Transaction detail now uses the base page header and requires confirmation for payment confirmation and document synchronization.</w:t>
+      </w:r>
+    </w:p>
+    <w:p>
+      <w:r>
+        <w:t>- Document synchronization errors now surface to the admin instead of silently clearing loading state.</w:t>
+      </w:r>
+    </w:p>
+    <w:p>
+      <w:r>
+        <w:t>- Parent classification: mini_bounded. Mini follows AXIRO parent base/action patterns without importing parent module registry, permission graph, company/project scope, accounting or report dependencies.</w:t>
+      </w:r>
+    </w:p>
+    <w:p>
+      <w:r>
+        <w:t>- Verification required: Admin format/source-closure/lint/build and API full PHPUnit after shared transaction/action changes.</w:t>
+      </w:r>
+    </w:p>
+    <w:p>
+      <w:r>
+        <w:t>- Visual DOCX render QA skipped because LibreOffice/soffice is unavailable in this environment.</w:t>
       </w:r>
     </w:p>
     <w:sectPr>

--- a/docs/PRODUCT_ONLY_TRANSACTION_FIRST_NOTES-20260802.docx
+++ b/docs/PRODUCT_ONLY_TRANSACTION_FIRST_NOTES-20260802.docx
@@ -294,6 +294,44 @@
     <w:p>
       <w:r>
         <w:t>Next work: browser QA for login, avatar upload, buy/rent/installment, deposit and payout flows; continue splitting only where a clear owner boundary exists; keep generated contract fallbacks synced before every package.</w:t>
+      </w:r>
+    </w:p>
+    <w:p>
+      <w:r>
+        <w:rPr>
+          <w:b/>
+        </w:rPr>
+        <w:t>Accepted Baseline Metadata - 2026-08-03</w:t>
+      </w:r>
+    </w:p>
+    <w:p>
+      <w:r>
+        <w:t>Repository: mbn-react</w:t>
+      </w:r>
+    </w:p>
+    <w:p>
+      <w:r>
+        <w:t>Accepted baseline commit: b3222da</w:t>
+      </w:r>
+    </w:p>
+    <w:p>
+      <w:r>
+        <w:t>Marketplace contract baseline: 2026-08-03.1</w:t>
+      </w:r>
+    </w:p>
+    <w:p>
+      <w:r>
+        <w:t>Source review status: ACCEPTED</w:t>
+      </w:r>
+    </w:p>
+    <w:p>
+      <w:r>
+        <w:t>Packaging status: PASS - no .env*, dependency output, build output, .git directory or wrapper repository folder.</w:t>
+      </w:r>
+    </w:p>
+    <w:p>
+      <w:r>
+        <w:t>Remaining verification limits: browser core smoke requires real MBN_E2E_LOGIN and MBN_E2E_PASSWORD; DOCX visual render QA requires LibreOffice/soffice.</w:t>
       </w:r>
     </w:p>
     <w:sectPr>

--- a/docs/PRODUCT_ONLY_TRANSACTION_FIRST_NOTES-20260802.docx
+++ b/docs/PRODUCT_ONLY_TRANSACTION_FIRST_NOTES-20260802.docx
@@ -947,6 +947,112 @@
       </w:pPr>
       <w:r>
         <w:t>• Regression probe xác nhận checker từ chối generated cache trước khi đóng ZIP.</w:t>
+      </w:r>
+    </w:p>
+    <w:p>
+      <w:pPr>
+        <w:pStyle w:val="Heading1"/>
+      </w:pPr>
+      <w:r>
+        <w:t>Parent Admin layout/table/list synchronization (2026-08-07)</w:t>
+      </w:r>
+    </w:p>
+    <w:p>
+      <w:pPr>
+        <w:pStyle w:val="ListParagraph"/>
+      </w:pPr>
+      <w:r>
+        <w:rPr>
+          <w:b/>
+        </w:rPr>
+        <w:t xml:space="preserve">• </w:t>
+      </w:r>
+      <w:r>
+        <w:t>Sidebar dùng đúng admin-menu scroll owner của AXIRO Cha; vùng menu cuộn dọc độc lập trong sider cao 100vh.</w:t>
+      </w:r>
+    </w:p>
+    <w:p>
+      <w:pPr>
+        <w:pStyle w:val="ListParagraph"/>
+      </w:pPr>
+      <w:r>
+        <w:rPr>
+          <w:b/>
+        </w:rPr>
+        <w:t xml:space="preserve">• </w:t>
+      </w:r>
+      <w:r>
+        <w:t>BaseTable dùng AntD Table làm horizontal-scroll owner duy nhất, mặc định scroll.x=max-content và không tạo vertical body scroll.</w:t>
+      </w:r>
+    </w:p>
+    <w:p>
+      <w:pPr>
+        <w:pStyle w:val="ListParagraph"/>
+      </w:pPr>
+      <w:r>
+        <w:rPr>
+          <w:b/>
+        </w:rPr>
+        <w:t xml:space="preserve">• </w:t>
+      </w:r>
+      <w:r>
+        <w:t>responsive.css và columnNormalizer.js dùng exact source AXIRO Cha; fixed action columns trên desktop được release trên mobile theo parent contract.</w:t>
+      </w:r>
+    </w:p>
+    <w:p>
+      <w:pPr>
+        <w:pStyle w:val="ListParagraph"/>
+      </w:pPr>
+      <w:r>
+        <w:rPr>
+          <w:b/>
+        </w:rPr>
+        <w:t xml:space="preserve">• </w:t>
+      </w:r>
+      <w:r>
+        <w:t>Các trang List canonical dùng BaseListView; các page custom dùng app-section-stack để giữ khoảng cách Card/section thống nhất.</w:t>
+      </w:r>
+    </w:p>
+    <w:p>
+      <w:pPr>
+        <w:pStyle w:val="ListParagraph"/>
+      </w:pPr>
+      <w:r>
+        <w:rPr>
+          <w:b/>
+        </w:rPr>
+        <w:t xml:space="preserve">• </w:t>
+      </w:r>
+      <w:r>
+        <w:t>Generic statistic cards dùng BaseCardStatistics thay vì mỗi page tự dựng Card + Statistic khi không có boundary nghiệp vụ riêng.</w:t>
+      </w:r>
+    </w:p>
+    <w:p>
+      <w:pPr>
+        <w:pStyle w:val="ListParagraph"/>
+      </w:pPr>
+      <w:r>
+        <w:rPr>
+          <w:b/>
+        </w:rPr>
+        <w:t xml:space="preserve">• </w:t>
+      </w:r>
+      <w:r>
+        <w:t>Đã khóa duplicate React key ở Product tags và cảnh báo Form.useForm không gắn Form trong BaseReviewActionModal bằng static guards.</w:t>
+      </w:r>
+    </w:p>
+    <w:p>
+      <w:pPr>
+        <w:pStyle w:val="ListParagraph"/>
+      </w:pPr>
+      <w:r>
+        <w:rPr>
+          <w:b/>
+        </w:rPr>
+        <w:t xml:space="preserve">• </w:t>
+      </w:r>
+      <w:r>
+        <w:t>Static parent/base/layout/package checks pass; formatter/lint/build/browser evidence cần chạy lại trên Git repo có dependencies đầy đủ.</w:t>
       </w:r>
     </w:p>
     <w:sectPr>
